--- a/personal project/stage 2/report/П02_Гасанова_отчет.docx
+++ b/personal project/stage 2/report/П02_Гасанова_отчет.docx
@@ -986,7 +986,7 @@
         <w:pStyle w:val="FirstParagraph"/>
       </w:pPr>
       <w:r>
-        <w:t xml:space="preserve">При выполнении первого этапа я добавила информацию о себе и выложила два поста.</w:t>
+        <w:t xml:space="preserve">При выполнении второго этапа я добавила информацию о себе и выложила два поста.</w:t>
       </w:r>
     </w:p>
     <w:bookmarkEnd w:id="53"/>
